--- a/tfl/tables/T-EFF-01.docx
+++ b/tfl/tables/T-EFF-01.docx
@@ -1556,7 +1556,7 @@
           <w:szCs w:val="14"/>
           <w:color w:val="C0392B"/>
         </w:rPr>
-        <w:t xml:space="preserve">DRAFT — produced 2026-07-19 — synthetic data, NOT for regulatory submission</w:t>
+        <w:t xml:space="preserve">DRAFT — produced 2026-09-20 — synthetic data, NOT for regulatory submission</w:t>
       </w:r>
     </w:p>
     <w:sectPr>

--- a/tfl/tables/T-EFF-01.docx
+++ b/tfl/tables/T-EFF-01.docx
@@ -288,7 +288,7 @@
                 <w:szCs w:val="18"/>
                 <w:color w:val="FFFFFF"/>
               </w:rPr>
-              <w:t xml:space="preserve">(N=225)</w:t>
+              <w:t xml:space="preserve">(N=300)</w:t>
             </w:r>
           </w:p>
         </w:tc>
@@ -369,7 +369,7 @@
                 <w:szCs w:val="18"/>
                 <w:color w:val="FFFFFF"/>
               </w:rPr>
-              <w:t xml:space="preserve">(N=225)</w:t>
+              <w:t xml:space="preserve">(N=150)</w:t>
             </w:r>
           </w:p>
         </w:tc>
@@ -484,7 +484,7 @@
                 <w:szCs w:val="18"/>
                 <w:color w:val="000000"/>
               </w:rPr>
-              <w:t xml:space="preserve">225</w:t>
+              <w:t xml:space="preserve">300</w:t>
             </w:r>
           </w:p>
         </w:tc>
@@ -539,7 +539,7 @@
                 <w:szCs w:val="18"/>
                 <w:color w:val="000000"/>
               </w:rPr>
-              <w:t xml:space="preserve">224</w:t>
+              <w:t xml:space="preserve">150</w:t>
             </w:r>
           </w:p>
         </w:tc>
@@ -654,7 +654,7 @@
                 <w:szCs w:val="18"/>
                 <w:color w:val="000000"/>
               </w:rPr>
-              <w:t xml:space="preserve">138 (61.3)</w:t>
+              <w:t xml:space="preserve">179 (59.7)</w:t>
             </w:r>
           </w:p>
         </w:tc>
@@ -709,7 +709,7 @@
                 <w:szCs w:val="18"/>
                 <w:color w:val="000000"/>
               </w:rPr>
-              <w:t xml:space="preserve">173 (77.2)</w:t>
+              <w:t xml:space="preserve">116 (77.3)</w:t>
             </w:r>
           </w:p>
         </w:tc>
@@ -824,7 +824,7 @@
                 <w:szCs w:val="18"/>
                 <w:color w:val="000000"/>
               </w:rPr>
-              <w:t xml:space="preserve">87 (38.7)</w:t>
+              <w:t xml:space="preserve">121 (40.3)</w:t>
             </w:r>
           </w:p>
         </w:tc>
@@ -879,7 +879,7 @@
                 <w:szCs w:val="18"/>
                 <w:color w:val="000000"/>
               </w:rPr>
-              <w:t xml:space="preserve">51 (22.8)</w:t>
+              <w:t xml:space="preserve">34 (22.7)</w:t>
             </w:r>
           </w:p>
         </w:tc>
@@ -994,7 +994,7 @@
                 <w:szCs w:val="18"/>
                 <w:color w:val="000000"/>
               </w:rPr>
-              <w:t xml:space="preserve">21.4 (19.2, 23.7)</w:t>
+              <w:t xml:space="preserve">20.0 (18.1, 22.4)</w:t>
             </w:r>
           </w:p>
         </w:tc>
@@ -1049,7 +1049,7 @@
                 <w:szCs w:val="18"/>
                 <w:color w:val="000000"/>
               </w:rPr>
-              <w:t xml:space="preserve">14.8 (12.9, 16.0)</w:t>
+              <w:t xml:space="preserve">15.5 (13.1, 17.5)</w:t>
             </w:r>
           </w:p>
         </w:tc>
@@ -1164,7 +1164,7 @@
                 <w:szCs w:val="18"/>
                 <w:color w:val="000000"/>
               </w:rPr>
-              <w:t xml:space="preserve">0.575 (0.459, 0.721)</w:t>
+              <w:t xml:space="preserve">0.626 (0.495, 0.793)</w:t>
             </w:r>
           </w:p>
         </w:tc>
